--- a/proposal/smallStaticproposal.docx
+++ b/proposal/smallStaticproposal.docx
@@ -290,7 +290,6 @@
           <w:b/>
           <w:bCs/>
         </w:rPr>
-        <w:lastRenderedPageBreak/>
         <w:t>DOCUMENT 2 – PROJECT OVERVIEW</w:t>
       </w:r>
     </w:p>
@@ -383,7 +382,7 @@
     </w:p>
     <w:tbl>
       <w:tblPr>
-        <w:tblW w:w="0" w:type="auto"/>
+        <w:tblW w:w="10852" w:type="dxa"/>
         <w:tblCellSpacing w:w="15" w:type="dxa"/>
         <w:tblCellMar>
           <w:top w:w="15" w:type="dxa"/>
@@ -394,12 +393,13 @@
         <w:tblLook w:val="04A0" w:firstRow="1" w:lastRow="0" w:firstColumn="1" w:lastColumn="0" w:noHBand="0" w:noVBand="1"/>
       </w:tblPr>
       <w:tblGrid>
-        <w:gridCol w:w="2518"/>
-        <w:gridCol w:w="3534"/>
-        <w:gridCol w:w="1209"/>
+        <w:gridCol w:w="3762"/>
+        <w:gridCol w:w="5296"/>
+        <w:gridCol w:w="1794"/>
       </w:tblGrid>
       <w:tr>
         <w:trPr>
+          <w:trHeight w:val="549"/>
           <w:tblHeader/>
           <w:tblCellSpacing w:w="15" w:type="dxa"/>
         </w:trPr>
@@ -472,6 +472,7 @@
       </w:tr>
       <w:tr>
         <w:trPr>
+          <w:trHeight w:val="566"/>
           <w:tblCellSpacing w:w="15" w:type="dxa"/>
         </w:trPr>
         <w:tc>
@@ -516,6 +517,7 @@
       </w:tr>
       <w:tr>
         <w:trPr>
+          <w:trHeight w:val="549"/>
           <w:tblCellSpacing w:w="15" w:type="dxa"/>
         </w:trPr>
         <w:tc>
@@ -560,6 +562,7 @@
       </w:tr>
       <w:tr>
         <w:trPr>
+          <w:trHeight w:val="549"/>
           <w:tblCellSpacing w:w="15" w:type="dxa"/>
         </w:trPr>
         <w:tc>
@@ -604,6 +607,7 @@
       </w:tr>
       <w:tr>
         <w:trPr>
+          <w:trHeight w:val="549"/>
           <w:tblCellSpacing w:w="15" w:type="dxa"/>
         </w:trPr>
         <w:tc>
@@ -648,6 +652,7 @@
       </w:tr>
       <w:tr>
         <w:trPr>
+          <w:trHeight w:val="566"/>
           <w:tblCellSpacing w:w="15" w:type="dxa"/>
         </w:trPr>
         <w:tc>
@@ -692,6 +697,7 @@
       </w:tr>
       <w:tr>
         <w:trPr>
+          <w:trHeight w:val="549"/>
           <w:tblCellSpacing w:w="15" w:type="dxa"/>
         </w:trPr>
         <w:tc>
@@ -784,7 +790,7 @@
     </w:p>
     <w:tbl>
       <w:tblPr>
-        <w:tblW w:w="0" w:type="auto"/>
+        <w:tblW w:w="10440" w:type="dxa"/>
         <w:tblCellSpacing w:w="15" w:type="dxa"/>
         <w:tblCellMar>
           <w:top w:w="15" w:type="dxa"/>
@@ -795,11 +801,12 @@
         <w:tblLook w:val="04A0" w:firstRow="1" w:lastRow="0" w:firstColumn="1" w:lastColumn="0" w:noHBand="0" w:noVBand="1"/>
       </w:tblPr>
       <w:tblGrid>
-        <w:gridCol w:w="3281"/>
-        <w:gridCol w:w="1209"/>
+        <w:gridCol w:w="7657"/>
+        <w:gridCol w:w="2783"/>
       </w:tblGrid>
       <w:tr>
         <w:trPr>
+          <w:trHeight w:val="580"/>
           <w:tblHeader/>
           <w:tblCellSpacing w:w="15" w:type="dxa"/>
         </w:trPr>
@@ -850,6 +857,7 @@
       </w:tr>
       <w:tr>
         <w:trPr>
+          <w:trHeight w:val="598"/>
           <w:tblCellSpacing w:w="15" w:type="dxa"/>
         </w:trPr>
         <w:tc>
@@ -882,6 +890,7 @@
       </w:tr>
       <w:tr>
         <w:trPr>
+          <w:trHeight w:val="580"/>
           <w:tblCellSpacing w:w="15" w:type="dxa"/>
         </w:trPr>
         <w:tc>
@@ -923,6 +932,7 @@
       </w:tr>
       <w:tr>
         <w:trPr>
+          <w:trHeight w:val="580"/>
           <w:tblCellSpacing w:w="15" w:type="dxa"/>
         </w:trPr>
         <w:tc>
@@ -982,6 +992,7 @@
     </w:p>
     <w:p>
       <w:r>
+        <w:lastRenderedPageBreak/>
         <w:t>Launch cost payable before deployment.</w:t>
       </w:r>
     </w:p>
@@ -1000,7 +1011,6 @@
           <w:b/>
           <w:bCs/>
         </w:rPr>
-        <w:lastRenderedPageBreak/>
         <w:t>DOCUMENT 5 – MONTHLY HOSTING &amp; MAINTENANCE PLAN</w:t>
       </w:r>
     </w:p>
@@ -1134,7 +1144,7 @@
     </w:p>
     <w:tbl>
       <w:tblPr>
-        <w:tblW w:w="0" w:type="auto"/>
+        <w:tblW w:w="10787" w:type="dxa"/>
         <w:tblCellSpacing w:w="15" w:type="dxa"/>
         <w:tblCellMar>
           <w:top w:w="15" w:type="dxa"/>
@@ -1145,11 +1155,12 @@
         <w:tblLook w:val="04A0" w:firstRow="1" w:lastRow="0" w:firstColumn="1" w:lastColumn="0" w:noHBand="0" w:noVBand="1"/>
       </w:tblPr>
       <w:tblGrid>
-        <w:gridCol w:w="1360"/>
-        <w:gridCol w:w="1251"/>
+        <w:gridCol w:w="5625"/>
+        <w:gridCol w:w="5162"/>
       </w:tblGrid>
       <w:tr>
         <w:trPr>
+          <w:trHeight w:val="486"/>
           <w:tblHeader/>
           <w:tblCellSpacing w:w="15" w:type="dxa"/>
         </w:trPr>
@@ -1200,6 +1211,7 @@
       </w:tr>
       <w:tr>
         <w:trPr>
+          <w:trHeight w:val="500"/>
           <w:tblCellSpacing w:w="15" w:type="dxa"/>
         </w:trPr>
         <w:tc>
@@ -1232,6 +1244,7 @@
       </w:tr>
       <w:tr>
         <w:trPr>
+          <w:trHeight w:val="486"/>
           <w:tblCellSpacing w:w="15" w:type="dxa"/>
         </w:trPr>
         <w:tc>
@@ -1353,6 +1366,7 @@
     </w:p>
     <w:p>
       <w:r>
+        <w:lastRenderedPageBreak/>
         <w:t>GST will be applied at prevailing statutory rates and reflected in tax invoices.</w:t>
       </w:r>
     </w:p>
@@ -1371,100 +1385,231 @@
           <w:b/>
           <w:bCs/>
         </w:rPr>
+        <w:t xml:space="preserve">DOCUMENT </w:t>
+      </w:r>
+      <w:r>
+        <w:rPr>
+          <w:b/>
+          <w:bCs/>
+        </w:rPr>
+        <w:t>7</w:t>
+      </w:r>
+      <w:r>
+        <w:rPr>
+          <w:b/>
+          <w:bCs/>
+        </w:rPr>
+        <w:t xml:space="preserve"> – SERVICE LEVEL COMMITMENT</w:t>
+      </w:r>
+    </w:p>
+    <w:p>
+      <w:r>
+        <w:t>• Target uptime of 99% annually, excluding scheduled maintenance, third-party service outages, domain registrar issues, or force majeure events.</w:t>
+      </w:r>
+    </w:p>
+    <w:p>
+      <w:r>
+        <w:t>• Standard support response time: 24–48 business hours from receipt of request.</w:t>
+      </w:r>
+    </w:p>
+    <w:p>
+      <w:r>
+        <w:t>• Critical service issues (website downtime) will be prioritized and addressed within 24 business hours.</w:t>
+      </w:r>
+    </w:p>
+    <w:p>
+      <w:r>
+        <w:t>• Hosting environment monitoring and basic security supervision included during the active service agreement period.</w:t>
+      </w:r>
+    </w:p>
+    <w:p>
+      <w:r>
+        <w:t>• Annual domain and SSL renewal coordination included (registration fees charged separately as applicable).</w:t>
+      </w:r>
+    </w:p>
+    <w:p>
+      <w:r>
+        <w:rPr>
+          <w:b/>
+          <w:bCs/>
+        </w:rPr>
+        <w:t xml:space="preserve">DOCUMENT </w:t>
+      </w:r>
+      <w:r>
+        <w:rPr>
+          <w:b/>
+          <w:bCs/>
+        </w:rPr>
+        <w:t>8</w:t>
+      </w:r>
+      <w:r>
+        <w:rPr>
+          <w:b/>
+          <w:bCs/>
+        </w:rPr>
+        <w:t xml:space="preserve"> – AGREEMENT EXTENSION &amp; RENEWAL</w:t>
+      </w:r>
+    </w:p>
+    <w:p>
+      <w:r>
+        <w:t>Upon completion of the initial 3-year term:</w:t>
+      </w:r>
+    </w:p>
+    <w:p>
+      <w:r>
+        <w:t>• The service agreement may be extended on mutually agreed terms.</w:t>
+      </w:r>
+      <w:r>
+        <w:br/>
+        <w:t>• Hosting and maintenance fees may be revised based on prevailing market and infrastructure costs.</w:t>
+      </w:r>
+      <w:r>
+        <w:br/>
+        <w:t>• Renewal will be confirmed in writing prior to agreement expiry.</w:t>
+      </w:r>
+      <w:r>
+        <w:br/>
+        <w:t>• Domain renewal will continue annually as per applicable registrar charges.</w:t>
+      </w:r>
+    </w:p>
+    <w:p>
+      <w:r>
+        <w:t>Unless otherwise notified in writing 30 days prior to expiry, services may continue under renewed terms.</w:t>
+      </w:r>
+    </w:p>
+    <w:p/>
+    <w:p>
+      <w:pPr>
+        <w:rPr>
+          <w:b/>
+          <w:bCs/>
+        </w:rPr>
+      </w:pPr>
+      <w:r>
+        <w:rPr>
+          <w:b/>
+          <w:bCs/>
+        </w:rPr>
+        <w:t xml:space="preserve">DOCUMENT </w:t>
+      </w:r>
+      <w:r>
+        <w:rPr>
+          <w:b/>
+          <w:bCs/>
+        </w:rPr>
+        <w:t>9</w:t>
+      </w:r>
+      <w:r>
+        <w:rPr>
+          <w:b/>
+          <w:bCs/>
+        </w:rPr>
+        <w:t xml:space="preserve"> – CONTRACT TERMS</w:t>
+      </w:r>
+    </w:p>
+    <w:p>
+      <w:pPr>
+        <w:rPr>
+          <w:b/>
+          <w:bCs/>
+        </w:rPr>
+      </w:pPr>
+      <w:r>
+        <w:rPr>
+          <w:b/>
+          <w:bCs/>
+        </w:rPr>
+        <w:t>Payment Structure</w:t>
+      </w:r>
+    </w:p>
+    <w:p>
+      <w:r>
+        <w:t>• 30% advance to initiate development</w:t>
+      </w:r>
+      <w:r>
+        <w:br/>
+        <w:t>• 50% upon design &amp; layout approval</w:t>
+      </w:r>
+      <w:r>
+        <w:br/>
+        <w:t>• 20% prior to website launch</w:t>
+      </w:r>
+      <w:r>
+        <w:br/>
+        <w:t>• Launch cost payable before go-live</w:t>
+      </w:r>
+      <w:r>
+        <w:br/>
+        <w:t>• Monthly hosting &amp; maintenance billed in advance</w:t>
+      </w:r>
+      <w:r>
+        <w:br/>
+        <w:t>• Minimum 3-year service agreement</w:t>
+      </w:r>
+    </w:p>
+    <w:p>
+      <w:pPr>
+        <w:rPr>
+          <w:b/>
+          <w:bCs/>
+        </w:rPr>
+      </w:pPr>
+      <w:r>
+        <w:rPr>
+          <w:b/>
+          <w:bCs/>
+        </w:rPr>
+        <w:t>Early Termination</w:t>
+      </w:r>
+    </w:p>
+    <w:p>
+      <w:r>
+        <w:t>• In case of early termination during the 3-year agreement period, the client shall settle the remaining hosting commitment applicable to the active contract term.</w:t>
+      </w:r>
+    </w:p>
+    <w:p>
+      <w:r>
+        <w:rPr>
+          <w:b/>
+          <w:bCs/>
+        </w:rPr>
+        <w:t>Payment Default</w:t>
+      </w:r>
+    </w:p>
+    <w:p>
+      <w:r>
+        <w:t>• Payments delayed beyond 7 days from the due date may result in temporary suspension of hosting services until outstanding dues are cleared.</w:t>
+      </w:r>
+      <w:r>
+        <w:br/>
+        <w:t>• Continued non-payment beyond 30 days may result in permanent service suspension without liability to the service provider.</w:t>
+      </w:r>
+    </w:p>
+    <w:p>
+      <w:pPr>
+        <w:rPr>
+          <w:b/>
+          <w:bCs/>
+        </w:rPr>
+      </w:pPr>
+      <w:r>
+        <w:rPr>
+          <w:b/>
+          <w:bCs/>
+        </w:rPr>
         <w:lastRenderedPageBreak/>
-        <w:t xml:space="preserve">DOCUMENT </w:t>
-      </w:r>
-      <w:r>
-        <w:rPr>
-          <w:b/>
-          <w:bCs/>
-        </w:rPr>
-        <w:t>7</w:t>
-      </w:r>
-      <w:r>
-        <w:rPr>
-          <w:b/>
-          <w:bCs/>
-        </w:rPr>
-        <w:t xml:space="preserve"> – SERVICE LEVEL COMMITMENT</w:t>
-      </w:r>
-    </w:p>
-    <w:p>
-      <w:r>
-        <w:t>• Target uptime of 99% annually, excluding scheduled maintenance, third-party service outages, domain registrar issues, or force majeure events.</w:t>
-      </w:r>
-    </w:p>
-    <w:p>
-      <w:r>
-        <w:t>• Standard support response time: 24–48 business hours from receipt of request.</w:t>
-      </w:r>
-    </w:p>
-    <w:p>
-      <w:r>
-        <w:t>• Critical service issues (website downtime) will be prioritized and addressed within 24 business hours.</w:t>
-      </w:r>
-    </w:p>
-    <w:p>
-      <w:r>
-        <w:t>• Hosting environment monitoring and basic security supervision included during the active service agreement period.</w:t>
-      </w:r>
-    </w:p>
-    <w:p>
-      <w:r>
-        <w:t>• Annual domain and SSL renewal coordination included (registration fees charged separately as applicable).</w:t>
-      </w:r>
-    </w:p>
-    <w:p>
-      <w:r>
-        <w:rPr>
-          <w:b/>
-          <w:bCs/>
-        </w:rPr>
-        <w:t xml:space="preserve">DOCUMENT </w:t>
-      </w:r>
-      <w:r>
-        <w:rPr>
-          <w:b/>
-          <w:bCs/>
-        </w:rPr>
-        <w:t>8</w:t>
-      </w:r>
-      <w:r>
-        <w:rPr>
-          <w:b/>
-          <w:bCs/>
-        </w:rPr>
-        <w:t xml:space="preserve"> – AGREEMENT EXTENSION &amp; RENEWAL</w:t>
-      </w:r>
-    </w:p>
-    <w:p>
-      <w:r>
-        <w:t>Upon completion of the initial 3-year term:</w:t>
-      </w:r>
-    </w:p>
-    <w:p>
-      <w:r>
-        <w:t>• The service agreement may be extended on mutually agreed terms.</w:t>
-      </w:r>
-      <w:r>
-        <w:br/>
-        <w:t>• Hosting and maintenance fees may be revised based on prevailing market and infrastructure costs.</w:t>
-      </w:r>
-      <w:r>
-        <w:br/>
-        <w:t>• Renewal will be confirmed in writing prior to agreement expiry.</w:t>
-      </w:r>
-      <w:r>
-        <w:br/>
-        <w:t>• Domain renewal will continue annually as per applicable registrar charges.</w:t>
-      </w:r>
-    </w:p>
-    <w:p>
-      <w:r>
-        <w:t>Unless otherwise notified in writing 30 days prior to expiry, services may continue under renewed terms.</w:t>
-      </w:r>
-    </w:p>
-    <w:p/>
+        <w:t>Taxation</w:t>
+      </w:r>
+    </w:p>
+    <w:p>
+      <w:r>
+        <w:t>• All commercial figures are exclusive of applicable GST.</w:t>
+      </w:r>
+      <w:r>
+        <w:br/>
+        <w:t>• GST shall be charged at prevailing statutory rates and reflected in tax invoices.</w:t>
+      </w:r>
+    </w:p>
     <w:p>
       <w:pPr>
         <w:rPr>
@@ -1477,23 +1622,24 @@
           <w:b/>
           <w:bCs/>
         </w:rPr>
-        <w:t xml:space="preserve">DOCUMENT </w:t>
-      </w:r>
-      <w:r>
-        <w:rPr>
-          <w:b/>
-          <w:bCs/>
-        </w:rPr>
-        <w:t>9</w:t>
-      </w:r>
-      <w:r>
-        <w:rPr>
-          <w:b/>
-          <w:bCs/>
-        </w:rPr>
-        <w:t xml:space="preserve"> – CONTRACT TERMS</w:t>
-      </w:r>
-    </w:p>
+        <w:t>Domain &amp; Hosting Governance</w:t>
+      </w:r>
+    </w:p>
+    <w:p>
+      <w:r>
+        <w:t>• The domain shall be registered in the client's name unless otherwise agreed in writing.</w:t>
+      </w:r>
+      <w:r>
+        <w:br/>
+        <w:t>• Hosting infrastructure and server management remain under the scope of the active service agreement.</w:t>
+      </w:r>
+      <w:r>
+        <w:br/>
+        <w:t>• Hosting access credentials may be restricted during the contract term to ensure service integrity.</w:t>
+      </w:r>
+    </w:p>
+    <w:p/>
+    <w:p/>
     <w:p>
       <w:pPr>
         <w:rPr>
@@ -1506,32 +1652,22 @@
           <w:b/>
           <w:bCs/>
         </w:rPr>
-        <w:t>Payment Structure</w:t>
-      </w:r>
-    </w:p>
-    <w:p>
-      <w:r>
-        <w:t>• 30% advance to initiate development</w:t>
-      </w:r>
-      <w:r>
-        <w:br/>
-        <w:t>• 50% upon design &amp; layout approval</w:t>
-      </w:r>
-      <w:r>
-        <w:br/>
-        <w:t>• 20% prior to website launch</w:t>
-      </w:r>
-      <w:r>
-        <w:br/>
-        <w:t>• Launch cost payable before go-live</w:t>
-      </w:r>
-      <w:r>
-        <w:br/>
-        <w:t>• Monthly hosting &amp; maintenance billed in advance</w:t>
-      </w:r>
-      <w:r>
-        <w:br/>
-        <w:t>• Minimum 3-year service agreement</w:t>
+        <w:t>Intellectual Property &amp; Ownership</w:t>
+      </w:r>
+    </w:p>
+    <w:p>
+      <w:r>
+        <w:t>• Ownership of the website source code and design assets shall transfer to the Client only upon full payment of all development dues under this agreement.</w:t>
+      </w:r>
+    </w:p>
+    <w:p>
+      <w:r>
+        <w:t>• Third-party tools, plugins, hosting services, or licensed components shall remain subject to their respective licensing terms and conditions.</w:t>
+      </w:r>
+    </w:p>
+    <w:p>
+      <w:r>
+        <w:t>• The Service Provider reserves the right to display the completed project in its portfolio and marketing materials unless otherwise agreed in writing by the Client.</w:t>
       </w:r>
     </w:p>
     <w:p>
@@ -1546,30 +1682,22 @@
           <w:b/>
           <w:bCs/>
         </w:rPr>
-        <w:t>Early Termination</w:t>
-      </w:r>
-    </w:p>
-    <w:p>
-      <w:r>
-        <w:t>• In case of early termination during the 3-year agreement period, the client shall settle the remaining hosting commitment applicable to the active contract term.</w:t>
-      </w:r>
-    </w:p>
-    <w:p>
-      <w:r>
-        <w:rPr>
-          <w:b/>
-          <w:bCs/>
-        </w:rPr>
-        <w:t>Payment Default</w:t>
-      </w:r>
-    </w:p>
-    <w:p>
-      <w:r>
-        <w:t>• Payments delayed beyond 7 days from the due date may result in temporary suspension of hosting services until outstanding dues are cleared.</w:t>
-      </w:r>
-      <w:r>
-        <w:br/>
-        <w:t>• Continued non-payment beyond 30 days may result in permanent service suspension without liability to the service provider.</w:t>
+        <w:t>Cancellation &amp; Refund Policy</w:t>
+      </w:r>
+    </w:p>
+    <w:p>
+      <w:r>
+        <w:t>• If the Client cancels the project before development work has commenced, the advance amount shall be refundable after deducting 15% of the total development value towards administrative and consultation charges.</w:t>
+      </w:r>
+    </w:p>
+    <w:p>
+      <w:r>
+        <w:t>• Once design approval has been provided or development work has commenced, payments made shall be non-refundable.</w:t>
+      </w:r>
+    </w:p>
+    <w:p>
+      <w:r>
+        <w:t>• Payments made towards hosting, domain registration, third-party services, or government fees are strictly non-refundable.</w:t>
       </w:r>
     </w:p>
     <w:p>
@@ -1584,16 +1712,17 @@
           <w:b/>
           <w:bCs/>
         </w:rPr>
-        <w:t>Taxation</w:t>
-      </w:r>
-    </w:p>
-    <w:p>
-      <w:r>
-        <w:t>• All commercial figures are exclusive of applicable GST.</w:t>
-      </w:r>
-      <w:r>
-        <w:br/>
-        <w:t>• GST shall be charged at prevailing statutory rates and reflected in tax invoices.</w:t>
+        <w:t>Limitation of Liability</w:t>
+      </w:r>
+    </w:p>
+    <w:p>
+      <w:r>
+        <w:t>• The Service Provider shall not be liable for any indirect, incidental, special, or consequential damages arising from website usage, hosting interruptions, third-party service failures, domain registrar issues, cyber incidents, or circumstances beyond reasonable control.</w:t>
+      </w:r>
+    </w:p>
+    <w:p>
+      <w:r>
+        <w:t>• In no event shall the total liability of the Service Provider exceed the total development fees paid by the Client for services directly performed under this agreement.</w:t>
       </w:r>
     </w:p>
     <w:p>
@@ -1608,24 +1737,19 @@
           <w:b/>
           <w:bCs/>
         </w:rPr>
-        <w:t>Domain &amp; Hosting Governance</w:t>
-      </w:r>
-    </w:p>
-    <w:p>
-      <w:r>
-        <w:t>• The domain shall be registered in the client's name unless otherwise agreed in writing.</w:t>
-      </w:r>
-      <w:r>
-        <w:br/>
-        <w:t>• Hosting infrastructure and server management remain under the scope of the active service agreement.</w:t>
-      </w:r>
-      <w:r>
-        <w:br/>
-        <w:t>• Hosting access credentials may be restricted during the contract term to ensure service integrity.</w:t>
-      </w:r>
-    </w:p>
-    <w:p/>
-    <w:p/>
+        <w:t>Data &amp; Security Disclaimer</w:t>
+      </w:r>
+    </w:p>
+    <w:p>
+      <w:r>
+        <w:t>• While reasonable security measures will be implemented, absolute protection against cyber threats, unauthorized access, or data breaches cannot be guaranteed.</w:t>
+      </w:r>
+    </w:p>
+    <w:p>
+      <w:r>
+        <w:t>• The Client is responsible for maintaining secure passwords, safeguarding administrative credentials, and controlling authorized access.</w:t>
+      </w:r>
+    </w:p>
     <w:p>
       <w:pPr>
         <w:rPr>
@@ -1638,127 +1762,17 @@
           <w:b/>
           <w:bCs/>
         </w:rPr>
+        <w:t>Data Handling &amp; Responsibility</w:t>
+      </w:r>
+    </w:p>
+    <w:p>
+      <w:r>
+        <w:t>• Information submitted through the website contact form shall be forwarded to the Client via email or stored in the configured system for business communication purposes.</w:t>
+      </w:r>
+    </w:p>
+    <w:p>
+      <w:r>
         <w:lastRenderedPageBreak/>
-        <w:t>Intellectual Property &amp; Ownership</w:t>
-      </w:r>
-    </w:p>
-    <w:p>
-      <w:r>
-        <w:t>• Ownership of the website source code and design assets shall transfer to the Client only upon full payment of all development dues under this agreement.</w:t>
-      </w:r>
-    </w:p>
-    <w:p>
-      <w:r>
-        <w:t>• Third-party tools, plugins, hosting services, or licensed components shall remain subject to their respective licensing terms and conditions.</w:t>
-      </w:r>
-    </w:p>
-    <w:p>
-      <w:r>
-        <w:t>• The Service Provider reserves the right to display the completed project in its portfolio and marketing materials unless otherwise agreed in writing by the Client.</w:t>
-      </w:r>
-    </w:p>
-    <w:p>
-      <w:pPr>
-        <w:rPr>
-          <w:b/>
-          <w:bCs/>
-        </w:rPr>
-      </w:pPr>
-      <w:r>
-        <w:rPr>
-          <w:b/>
-          <w:bCs/>
-        </w:rPr>
-        <w:t>Cancellation &amp; Refund Policy</w:t>
-      </w:r>
-    </w:p>
-    <w:p>
-      <w:r>
-        <w:t>• If the Client cancels the project before development work has commenced, the advance amount shall be refundable after deducting 15% of the total development value towards administrative and consultation charges.</w:t>
-      </w:r>
-    </w:p>
-    <w:p>
-      <w:r>
-        <w:t>• Once design approval has been provided or development work has commenced, payments made shall be non-refundable.</w:t>
-      </w:r>
-    </w:p>
-    <w:p>
-      <w:r>
-        <w:t>• Payments made towards hosting, domain registration, third-party services, or government fees are strictly non-refundable.</w:t>
-      </w:r>
-    </w:p>
-    <w:p>
-      <w:pPr>
-        <w:rPr>
-          <w:b/>
-          <w:bCs/>
-        </w:rPr>
-      </w:pPr>
-      <w:r>
-        <w:rPr>
-          <w:b/>
-          <w:bCs/>
-        </w:rPr>
-        <w:t>Limitation of Liability</w:t>
-      </w:r>
-    </w:p>
-    <w:p>
-      <w:r>
-        <w:t>• The Service Provider shall not be liable for any indirect, incidental, special, or consequential damages arising from website usage, hosting interruptions, third-party service failures, domain registrar issues, cyber incidents, or circumstances beyond reasonable control.</w:t>
-      </w:r>
-    </w:p>
-    <w:p>
-      <w:r>
-        <w:t>• In no event shall the total liability of the Service Provider exceed the total development fees paid by the Client for services directly performed under this agreement.</w:t>
-      </w:r>
-    </w:p>
-    <w:p>
-      <w:pPr>
-        <w:rPr>
-          <w:b/>
-          <w:bCs/>
-        </w:rPr>
-      </w:pPr>
-      <w:r>
-        <w:rPr>
-          <w:b/>
-          <w:bCs/>
-        </w:rPr>
-        <w:t>Data &amp; Security Disclaimer</w:t>
-      </w:r>
-    </w:p>
-    <w:p>
-      <w:r>
-        <w:t>• While reasonable security measures will be implemented, absolute protection against cyber threats, unauthorized access, or data breaches cannot be guaranteed.</w:t>
-      </w:r>
-    </w:p>
-    <w:p>
-      <w:r>
-        <w:t>• The Client is responsible for maintaining secure passwords, safeguarding administrative credentials, and controlling authorized access.</w:t>
-      </w:r>
-    </w:p>
-    <w:p>
-      <w:pPr>
-        <w:rPr>
-          <w:b/>
-          <w:bCs/>
-        </w:rPr>
-      </w:pPr>
-      <w:r>
-        <w:rPr>
-          <w:b/>
-          <w:bCs/>
-        </w:rPr>
-        <w:t>Data Handling &amp; Responsibility</w:t>
-      </w:r>
-    </w:p>
-    <w:p>
-      <w:r>
-        <w:t>• Information submitted through the website contact form shall be forwarded to the Client via email or stored in the configured system for business communication purposes.</w:t>
-      </w:r>
-    </w:p>
-    <w:p>
-      <w:r>
         <w:t>• The Client shall be responsible for handling, storing, and using such data in compliance with applicable data protection laws.</w:t>
       </w:r>
     </w:p>
@@ -1848,7 +1862,6 @@
           <w:b/>
           <w:bCs/>
         </w:rPr>
-        <w:lastRenderedPageBreak/>
         <w:t>DOCUMENT 10 – CLIENT AUTHORIZATION</w:t>
       </w:r>
     </w:p>
@@ -1954,7 +1967,7 @@
       <w:headerReference w:type="default" r:id="rId6"/>
       <w:footerReference w:type="default" r:id="rId7"/>
       <w:pgSz w:w="12240" w:h="20160" w:code="5"/>
-      <w:pgMar w:top="720" w:right="720" w:bottom="720" w:left="720" w:header="720" w:footer="720" w:gutter="0"/>
+      <w:pgMar w:top="1440" w:right="1440" w:bottom="1440" w:left="1440" w:header="720" w:footer="720" w:gutter="0"/>
       <w:cols w:space="720"/>
       <w:docGrid w:linePitch="360"/>
     </w:sectPr>
@@ -3277,6 +3290,7 @@
   </w:compat>
   <w:rsids>
     <w:rsidRoot w:val="00646E4F"/>
+    <w:rsid w:val="0048547E"/>
     <w:rsid w:val="00646E4F"/>
     <w:rsid w:val="00B31F99"/>
   </w:rsids>
